--- a/KariPom_Desktop_導入ガイド.docx
+++ b/KariPom_Desktop_導入ガイド.docx
@@ -60,6 +60,14 @@
       </w:pPr>
       <w:r>
         <w:t xml:space="preserve">話していないときも、瞬きしたり、鼻をヒクヒクさせたり。</w:t>
+      </w:r>
+    </w:p>
+    <w:p>
+      <w:pPr>
+        <w:pStyle w:val="BlockText"/>
+      </w:pPr>
+      <w:r>
+        <w:t xml:space="preserve">口パクする顔も含めて全7種類のオーディオビジュアライザーを搭載。画面をクリックすると順番に切り替わり、どの表示でもかりポムの顔は最前面に描かれます。</w:t>
       </w:r>
     </w:p>
     <w:p>
@@ -376,7 +384,7 @@
         <w:pStyle w:val="FirstParagraph"/>
       </w:pPr>
       <w:r>
-        <w:t xml:space="preserve">セットアップが完了したら、ChatGPTに案内された方法でKariPom Desktopを起動します。PC画面にかりポムが現れ、標準ブラウザでChatGPTが開きます。</w:t>
+        <w:t xml:space="preserve">セットアップが完了したら、ChatGPTに案内された方法でKariPom Desktopを起動します。PC画面にかりポムが現れ、標準ブラウザでChatGPTが開いたあと、KariPom Desktopの画面が自動的に前面に戻るので、画面を見失う心配はありません。</w:t>
       </w:r>
     </w:p>
     <w:p>
@@ -395,15 +403,7 @@
         <w:pStyle w:val="BlockText"/>
       </w:pPr>
       <w:r>
-        <w:t xml:space="preserve">「こんにちは！ ブラウザでChatGPTも開きました。</w:t>
-      </w:r>
-    </w:p>
-    <w:p>
-      <w:pPr>
-        <w:pStyle w:val="BlockText"/>
-      </w:pPr>
-      <w:r>
-        <w:t xml:space="preserve">ChatGPTの入力欄の右側にある音声ボタンを押して、かりポムとお話ししましょう。」</w:t>
+        <w:t xml:space="preserve">「こんにちは、かりポムです！ ブラウザでChatGPTも開きました。ChatGPTの音声ボタンを押して会話を始めましょう。かりポム画面をクリックすると、顔のオーディオビジュアライザーを切り替えられます。」</w:t>
       </w:r>
     </w:p>
     <w:p>
@@ -412,6 +412,14 @@
       </w:pPr>
       <w:r>
         <w:t xml:space="preserve">音声会話を開始すると、ChatGPTの声に合わせてかりポムが口を動かします。何も話していないときも、瞬きや鼻の動きで過ごします。</w:t>
+      </w:r>
+    </w:p>
+    <w:p>
+      <w:pPr>
+        <w:pStyle w:val="BodyText"/>
+      </w:pPr>
+      <w:r>
+        <w:t xml:space="preserve">KariPom Desktopの画面をクリックすると、口パクする通常の「顔」を含めて全7種類のオーディオビジュアライザーが順番に切り替わります。どの表示中でも、かりポムの顔は常に最前面に描かれます。</w:t>
       </w:r>
     </w:p>
     <w:p>

--- a/KariPom_Desktop_導入ガイド.docx
+++ b/KariPom_Desktop_導入ガイド.docx
@@ -67,7 +67,7 @@
         <w:pStyle w:val="BlockText"/>
       </w:pPr>
       <w:r>
-        <w:t xml:space="preserve">口パクする顔も含めて全7種類のオーディオビジュアライザーを搭載。画面をクリックすると順番に切り替わり、どの表示でもかりポムの顔は最前面に描かれます。</w:t>
+        <w:t xml:space="preserve">口パクする顔も含めて全9種類のオーディオビジュアライザーと、25種類のLighting（背景演出）を搭載。画面下の3ボタン操作（左1/3＝前へ、右1/3＝次へ）で切り替わり、どの表示でもかりポムの顔は最前面に描かれます。</w:t>
       </w:r>
     </w:p>
     <w:p>
@@ -78,15 +78,14 @@
         <w:t xml:space="preserve">PCの中に、かりポムがやってきます。</w:t>
       </w:r>
     </w:p>
+    <w:bookmarkStart w:id="20" w:name="セットアップはchatgptがお手伝いします"/>
     <w:p>
       <w:pPr>
         <w:pStyle w:val="Heading3"/>
       </w:pPr>
-      <w:bookmarkStart w:id="20" w:name="セットアップはchatgptがお手伝いします"/>
       <w:r>
         <w:t xml:space="preserve">セットアップはChatGPTがお手伝いします</w:t>
       </w:r>
-      <w:bookmarkEnd w:id="20"/>
     </w:p>
     <w:p>
       <w:pPr>
@@ -132,15 +131,15 @@
         <w:t xml:space="preserve">このガイドの依頼文を送り、案内に従ってセットアップ</w:t>
       </w:r>
     </w:p>
+    <w:bookmarkEnd w:id="20"/>
+    <w:bookmarkStart w:id="21" w:name="対応状況"/>
     <w:p>
       <w:pPr>
         <w:pStyle w:val="Heading3"/>
       </w:pPr>
-      <w:bookmarkStart w:id="21" w:name="対応状況"/>
       <w:r>
         <w:t xml:space="preserve">対応状況</w:t>
       </w:r>
-      <w:bookmarkEnd w:id="21"/>
     </w:p>
     <w:p>
       <w:pPr>
@@ -152,6 +151,7 @@
       </w:pPr>
       <w:r>
         <w:rPr>
+          <w:bCs/>
           <w:b/>
         </w:rPr>
         <w:t xml:space="preserve">macOS / Windows：実機動作確認済み</w:t>
@@ -167,6 +167,7 @@
       </w:pPr>
       <w:r>
         <w:rPr>
+          <w:bCs/>
           <w:b/>
         </w:rPr>
         <w:t xml:space="preserve">Linux：実機動作確認済み</w:t>
@@ -185,15 +186,15 @@
         <w:br w:type="page"/>
       </w:r>
     </w:p>
+    <w:bookmarkEnd w:id="21"/>
+    <w:bookmarkStart w:id="23" w:name="インストールchatgptと一緒に進める"/>
     <w:p>
       <w:pPr>
         <w:pStyle w:val="Heading2"/>
       </w:pPr>
-      <w:bookmarkStart w:id="22" w:name="インストールchatgptと一緒に進める"/>
       <w:r>
         <w:t xml:space="preserve">1. インストール：ChatGPTと一緒に進める</w:t>
       </w:r>
-      <w:bookmarkEnd w:id="22"/>
     </w:p>
     <w:p>
       <w:pPr>
@@ -201,6 +202,7 @@
       </w:pPr>
       <w:r>
         <w:rPr>
+          <w:bCs/>
           <w:b/>
         </w:rPr>
         <w:t xml:space="preserve">① Pythonファイルを保存</w:t>
@@ -235,6 +237,7 @@
       </w:pPr>
       <w:r>
         <w:rPr>
+          <w:bCs/>
           <w:b/>
         </w:rPr>
         <w:t xml:space="preserve">② ChatGPTにPythonファイルを添付</w:t>
@@ -269,6 +272,7 @@
       </w:pPr>
       <w:r>
         <w:rPr>
+          <w:bCs/>
           <w:b/>
         </w:rPr>
         <w:t xml:space="preserve">③ 次の文章をそのまま送る</w:t>
@@ -322,15 +326,14 @@
         <w:t xml:space="preserve">エラーが出た場合も、表示を省略せず、そのままChatGPTに見せればOKです。</w:t>
       </w:r>
     </w:p>
+    <w:bookmarkStart w:id="22" w:name="macosを使う方へ"/>
     <w:p>
       <w:pPr>
         <w:pStyle w:val="Heading3"/>
       </w:pPr>
-      <w:bookmarkStart w:id="23" w:name="macosを使う方へ"/>
       <w:r>
         <w:t xml:space="preserve">macOSを使う方へ</w:t>
       </w:r>
-      <w:bookmarkEnd w:id="23"/>
     </w:p>
     <w:p>
       <w:pPr>
@@ -369,15 +372,16 @@
         <w:br w:type="page"/>
       </w:r>
     </w:p>
+    <w:bookmarkEnd w:id="22"/>
+    <w:bookmarkEnd w:id="23"/>
+    <w:bookmarkStart w:id="24" w:name="起動してかりポムと話す"/>
     <w:p>
       <w:pPr>
         <w:pStyle w:val="Heading2"/>
       </w:pPr>
-      <w:bookmarkStart w:id="24" w:name="起動してかりポムと話す"/>
       <w:r>
         <w:t xml:space="preserve">2. 起動して、かりポムと話す</w:t>
       </w:r>
-      <w:bookmarkEnd w:id="24"/>
     </w:p>
     <w:p>
       <w:pPr>
@@ -393,6 +397,7 @@
       </w:pPr>
       <w:r>
         <w:rPr>
+          <w:bCs/>
           <w:b/>
         </w:rPr>
         <w:t xml:space="preserve">起動時の案内音声</w:t>
@@ -403,7 +408,7 @@
         <w:pStyle w:val="BlockText"/>
       </w:pPr>
       <w:r>
-        <w:t xml:space="preserve">「こんにちは、かりポムです！ ブラウザでChatGPTも開きました。ChatGPTの音声ボタンを押して会話を始めましょう。かりポム画面をクリックすると、顔のオーディオビジュアライザーを切り替えられます。」</w:t>
+        <w:t xml:space="preserve">「こんにちは、かりポムです！ ブラウザでChatGPTも開きました。ChatGPTの音声ボタンを押して会話を始めましょう。」</w:t>
       </w:r>
     </w:p>
     <w:p>
@@ -419,18 +424,83 @@
         <w:pStyle w:val="BodyText"/>
       </w:pPr>
       <w:r>
-        <w:t xml:space="preserve">KariPom Desktopの画面をクリックすると、口パクする通常の「顔」を含めて全7種類のオーディオビジュアライザーが順番に切り替わります。どの表示中でも、かりポムの顔は常に最前面に描かれます。</w:t>
-      </w:r>
-    </w:p>
+        <w:t xml:space="preserve">画面下には Character／Visualizer／Lighting の3つのボタンがあります。それぞれ左1/3をクリックすると前へ、右1/3をクリックすると次へ切り替わります（中央1/3は何も操作しません）。</w:t>
+      </w:r>
+    </w:p>
+    <w:p>
+      <w:pPr>
+        <w:numPr>
+          <w:ilvl w:val="0"/>
+          <w:numId w:val="1003"/>
+        </w:numPr>
+        <w:pStyle w:val="Compact"/>
+      </w:pPr>
+      <w:r>
+        <w:rPr>
+          <w:bCs/>
+          <w:b/>
+        </w:rPr>
+        <w:t xml:space="preserve">Character</w:t>
+      </w:r>
+      <w:r>
+        <w:t xml:space="preserve">：KariPom／Ms. KariPom／None（顔を表示しない）の3種類</w:t>
+      </w:r>
+    </w:p>
+    <w:p>
+      <w:pPr>
+        <w:numPr>
+          <w:ilvl w:val="0"/>
+          <w:numId w:val="1003"/>
+        </w:numPr>
+        <w:pStyle w:val="Compact"/>
+      </w:pPr>
+      <w:r>
+        <w:rPr>
+          <w:bCs/>
+          <w:b/>
+        </w:rPr>
+        <w:t xml:space="preserve">Visualizer</w:t>
+      </w:r>
+      <w:r>
+        <w:t xml:space="preserve">：口パクする通常の「顔」を含む全9種類のオーディオビジュアライザー</w:t>
+      </w:r>
+    </w:p>
+    <w:p>
+      <w:pPr>
+        <w:numPr>
+          <w:ilvl w:val="0"/>
+          <w:numId w:val="1003"/>
+        </w:numPr>
+        <w:pStyle w:val="Compact"/>
+      </w:pPr>
+      <w:r>
+        <w:rPr>
+          <w:bCs/>
+          <w:b/>
+        </w:rPr>
+        <w:t xml:space="preserve">Lighting</w:t>
+      </w:r>
+      <w:r>
+        <w:t xml:space="preserve">：レトロアーケード風スクリーンセーバーなどを含む全25種類の背景演出</w:t>
+      </w:r>
+    </w:p>
+    <w:p>
+      <w:pPr>
+        <w:pStyle w:val="FirstParagraph"/>
+      </w:pPr>
+      <w:r>
+        <w:t xml:space="preserve">Visualizer・Lightingにはそれぞれ「Random」もあり、選ぶと一定時間ごとに自動で切り替わります。どの表示中でも、かりポムの顔は常に最前面に描かれます（Character＝Noneのときを除く）。</w:t>
+      </w:r>
+    </w:p>
+    <w:bookmarkEnd w:id="24"/>
+    <w:bookmarkStart w:id="26" w:name="うまく動かないとき"/>
     <w:p>
       <w:pPr>
         <w:pStyle w:val="Heading2"/>
       </w:pPr>
-      <w:bookmarkStart w:id="25" w:name="うまく動かないとき"/>
       <w:r>
         <w:t xml:space="preserve">3. うまく動かないとき</w:t>
       </w:r>
-      <w:bookmarkEnd w:id="25"/>
     </w:p>
     <w:p>
       <w:pPr>
@@ -446,6 +516,7 @@
       </w:pPr>
       <w:r>
         <w:rPr>
+          <w:bCs/>
           <w:b/>
         </w:rPr>
         <w:t xml:space="preserve">音は聞こえるのに口が動かない場合：</w:t>
@@ -459,15 +530,14 @@
         <w:t xml:space="preserve">「ChatGPTの音声はPCから聞こえていますが、かりポムが口パクしません。このPythonファイルを確認しながら、原因を1つずつ調べてください。」</w:t>
       </w:r>
     </w:p>
+    <w:bookmarkStart w:id="25" w:name="aiと一緒にセットアップする理由"/>
     <w:p>
       <w:pPr>
         <w:pStyle w:val="Heading3"/>
       </w:pPr>
-      <w:bookmarkStart w:id="26" w:name="aiと一緒にセットアップする理由"/>
       <w:r>
         <w:t xml:space="preserve">AIと一緒にセットアップする理由</w:t>
       </w:r>
-      <w:bookmarkEnd w:id="26"/>
     </w:p>
     <w:p>
       <w:pPr>
@@ -477,15 +547,16 @@
         <w:t xml:space="preserve">PCによってOS、Python、音声デバイス、インストール済みソフトは異なります。そこでKariPom Desktopでは、何十ページもの固定手順ではなく、アプリのコードそのものをAIに読んでもらい、そのPCに必要なセットアップをAIと一緒に進めるという方法を採用しています。</w:t>
       </w:r>
     </w:p>
+    <w:bookmarkEnd w:id="25"/>
+    <w:bookmarkEnd w:id="26"/>
+    <w:bookmarkStart w:id="27" w:name="welcome-to-karipom-world"/>
     <w:p>
       <w:pPr>
         <w:pStyle w:val="Heading2"/>
       </w:pPr>
-      <w:bookmarkStart w:id="27" w:name="welcome-to-karipom-world"/>
       <w:r>
         <w:t xml:space="preserve">Welcome to KariPom World!</w:t>
       </w:r>
-      <w:bookmarkEnd w:id="27"/>
     </w:p>
     <w:p>
       <w:pPr>
@@ -503,6 +574,7 @@
         <w:t xml:space="preserve">あなたのPCにも、かりポムがやってきます。</w:t>
       </w:r>
     </w:p>
+    <w:bookmarkEnd w:id="27"/>
     <w:sectPr/>
   </w:body>
 </w:document>
@@ -534,17 +606,14 @@
 <file path=word/numbering.xml><?xml version="1.0" encoding="utf-8"?>
 <w:numbering xmlns:w="http://schemas.openxmlformats.org/wordprocessingml/2006/main">
   <w:abstractNum w:abstractNumId="990">
-    <w:nsid w:val="2c1ae401"/>
+    <w:nsid w:val="A990"/>
     <w:multiLevelType w:val="multilevel"/>
     <w:lvl w:ilvl="0">
       <w:numFmt w:val="bullet"/>
       <w:lvlText w:val=" "/>
       <w:lvlJc w:val="left"/>
       <w:pPr>
-        <w:tabs>
-          <w:tab w:val="num" w:pos="0"/>
-        </w:tabs>
-        <w:ind w:left="480" w:hanging="480"/>
+        <w:ind w:left="720" w:hanging="480"/>
       </w:pPr>
     </w:lvl>
     <w:lvl w:ilvl="1">
@@ -552,10 +621,7 @@
       <w:lvlText w:val=" "/>
       <w:lvlJc w:val="left"/>
       <w:pPr>
-        <w:tabs>
-          <w:tab w:val="num" w:pos="720"/>
-        </w:tabs>
-        <w:ind w:left="1200" w:hanging="480"/>
+        <w:ind w:left="1440" w:hanging="480"/>
       </w:pPr>
     </w:lvl>
     <w:lvl w:ilvl="2">
@@ -563,10 +629,7 @@
       <w:lvlText w:val=" "/>
       <w:lvlJc w:val="left"/>
       <w:pPr>
-        <w:tabs>
-          <w:tab w:val="num" w:pos="1440"/>
-        </w:tabs>
-        <w:ind w:left="1920" w:hanging="480"/>
+        <w:ind w:left="2160" w:hanging="480"/>
       </w:pPr>
     </w:lvl>
     <w:lvl w:ilvl="3">
@@ -574,10 +637,7 @@
       <w:lvlText w:val=" "/>
       <w:lvlJc w:val="left"/>
       <w:pPr>
-        <w:tabs>
-          <w:tab w:val="num" w:pos="2160"/>
-        </w:tabs>
-        <w:ind w:left="2640" w:hanging="480"/>
+        <w:ind w:left="2880" w:hanging="480"/>
       </w:pPr>
     </w:lvl>
     <w:lvl w:ilvl="4">
@@ -585,10 +645,7 @@
       <w:lvlText w:val=" "/>
       <w:lvlJc w:val="left"/>
       <w:pPr>
-        <w:tabs>
-          <w:tab w:val="num" w:pos="2880"/>
-        </w:tabs>
-        <w:ind w:left="3360" w:hanging="480"/>
+        <w:ind w:left="3600" w:hanging="480"/>
       </w:pPr>
     </w:lvl>
     <w:lvl w:ilvl="5">
@@ -596,10 +653,7 @@
       <w:lvlText w:val=" "/>
       <w:lvlJc w:val="left"/>
       <w:pPr>
-        <w:tabs>
-          <w:tab w:val="num" w:pos="3600"/>
-        </w:tabs>
-        <w:ind w:left="4080" w:hanging="480"/>
+        <w:ind w:left="4320" w:hanging="480"/>
       </w:pPr>
     </w:lvl>
     <w:lvl w:ilvl="6">
@@ -607,10 +661,7 @@
       <w:lvlText w:val=" "/>
       <w:lvlJc w:val="left"/>
       <w:pPr>
-        <w:tabs>
-          <w:tab w:val="num" w:pos="4320"/>
-        </w:tabs>
-        <w:ind w:left="4800" w:hanging="480"/>
+        <w:ind w:left="5040" w:hanging="480"/>
       </w:pPr>
     </w:lvl>
     <w:lvl w:ilvl="7">
@@ -618,10 +669,7 @@
       <w:lvlText w:val=" "/>
       <w:lvlJc w:val="left"/>
       <w:pPr>
-        <w:tabs>
-          <w:tab w:val="num" w:pos="5040"/>
-        </w:tabs>
-        <w:ind w:left="5520" w:hanging="480"/>
+        <w:ind w:left="5760" w:hanging="480"/>
       </w:pPr>
     </w:lvl>
     <w:lvl w:ilvl="8">
@@ -629,15 +677,12 @@
       <w:lvlText w:val=" "/>
       <w:lvlJc w:val="left"/>
       <w:pPr>
-        <w:tabs>
-          <w:tab w:val="num" w:pos="5760"/>
-        </w:tabs>
-        <w:ind w:left="6240" w:hanging="480"/>
+        <w:ind w:left="6480" w:hanging="480"/>
       </w:pPr>
     </w:lvl>
   </w:abstractNum>
   <w:abstractNum w:abstractNumId="99411">
-    <w:nsid w:val="ea454b4c"/>
+    <w:nsid w:val="A99411"/>
     <w:multiLevelType w:val="multilevel"/>
     <w:lvl w:ilvl="0">
       <w:start w:val="1"/>
@@ -645,10 +690,7 @@
       <w:lvlText w:val="%1."/>
       <w:lvlJc w:val="left"/>
       <w:pPr>
-        <w:tabs>
-          <w:tab w:val="num" w:pos="0"/>
-        </w:tabs>
-        <w:ind w:left="480" w:hanging="480"/>
+        <w:ind w:left="720" w:hanging="480"/>
       </w:pPr>
     </w:lvl>
     <w:lvl w:ilvl="1">
@@ -657,10 +699,7 @@
       <w:lvlText w:val="%2."/>
       <w:lvlJc w:val="left"/>
       <w:pPr>
-        <w:tabs>
-          <w:tab w:val="num" w:pos="720"/>
-        </w:tabs>
-        <w:ind w:left="1200" w:hanging="480"/>
+        <w:ind w:left="1440" w:hanging="480"/>
       </w:pPr>
     </w:lvl>
     <w:lvl w:ilvl="2">
@@ -669,10 +708,7 @@
       <w:lvlText w:val="%3."/>
       <w:lvlJc w:val="left"/>
       <w:pPr>
-        <w:tabs>
-          <w:tab w:val="num" w:pos="1440"/>
-        </w:tabs>
-        <w:ind w:left="1920" w:hanging="480"/>
+        <w:ind w:left="2160" w:hanging="480"/>
       </w:pPr>
     </w:lvl>
     <w:lvl w:ilvl="3">
@@ -681,10 +717,7 @@
       <w:lvlText w:val="%4."/>
       <w:lvlJc w:val="left"/>
       <w:pPr>
-        <w:tabs>
-          <w:tab w:val="num" w:pos="2160"/>
-        </w:tabs>
-        <w:ind w:left="2640" w:hanging="480"/>
+        <w:ind w:left="2880" w:hanging="480"/>
       </w:pPr>
     </w:lvl>
     <w:lvl w:ilvl="4">
@@ -693,10 +726,7 @@
       <w:lvlText w:val="%5."/>
       <w:lvlJc w:val="left"/>
       <w:pPr>
-        <w:tabs>
-          <w:tab w:val="num" w:pos="2880"/>
-        </w:tabs>
-        <w:ind w:left="3360" w:hanging="480"/>
+        <w:ind w:left="3600" w:hanging="480"/>
       </w:pPr>
     </w:lvl>
     <w:lvl w:ilvl="5">
@@ -705,10 +735,7 @@
       <w:lvlText w:val="%6."/>
       <w:lvlJc w:val="left"/>
       <w:pPr>
-        <w:tabs>
-          <w:tab w:val="num" w:pos="3600"/>
-        </w:tabs>
-        <w:ind w:left="4080" w:hanging="480"/>
+        <w:ind w:left="4320" w:hanging="480"/>
       </w:pPr>
     </w:lvl>
     <w:lvl w:ilvl="6">
@@ -717,10 +744,7 @@
       <w:lvlText w:val="%7."/>
       <w:lvlJc w:val="left"/>
       <w:pPr>
-        <w:tabs>
-          <w:tab w:val="num" w:pos="4320"/>
-        </w:tabs>
-        <w:ind w:left="4800" w:hanging="480"/>
+        <w:ind w:left="5040" w:hanging="480"/>
       </w:pPr>
     </w:lvl>
     <w:lvl w:ilvl="7">
@@ -729,10 +753,7 @@
       <w:lvlText w:val="%8."/>
       <w:lvlJc w:val="left"/>
       <w:pPr>
-        <w:tabs>
-          <w:tab w:val="num" w:pos="5040"/>
-        </w:tabs>
-        <w:ind w:left="5520" w:hanging="480"/>
+        <w:ind w:left="5760" w:hanging="480"/>
       </w:pPr>
     </w:lvl>
     <w:lvl w:ilvl="8">
@@ -741,25 +762,19 @@
       <w:lvlText w:val="%9."/>
       <w:lvlJc w:val="left"/>
       <w:pPr>
-        <w:tabs>
-          <w:tab w:val="num" w:pos="5760"/>
-        </w:tabs>
-        <w:ind w:left="6240" w:hanging="480"/>
+        <w:ind w:left="6480" w:hanging="480"/>
       </w:pPr>
     </w:lvl>
   </w:abstractNum>
   <w:abstractNum w:abstractNumId="991">
-    <w:nsid w:val="71315dca"/>
+    <w:nsid w:val="A991"/>
     <w:multiLevelType w:val="multilevel"/>
     <w:lvl w:ilvl="0">
       <w:numFmt w:val="bullet"/>
       <w:lvlText w:val="•"/>
       <w:lvlJc w:val="left"/>
       <w:pPr>
-        <w:tabs>
-          <w:tab w:val="num" w:pos="0"/>
-        </w:tabs>
-        <w:ind w:left="480" w:hanging="480"/>
+        <w:ind w:left="720" w:hanging="480"/>
       </w:pPr>
     </w:lvl>
     <w:lvl w:ilvl="1">
@@ -767,10 +782,7 @@
       <w:lvlText w:val="–"/>
       <w:lvlJc w:val="left"/>
       <w:pPr>
-        <w:tabs>
-          <w:tab w:val="num" w:pos="720"/>
-        </w:tabs>
-        <w:ind w:left="1200" w:hanging="480"/>
+        <w:ind w:left="1440" w:hanging="480"/>
       </w:pPr>
     </w:lvl>
     <w:lvl w:ilvl="2">
@@ -778,10 +790,7 @@
       <w:lvlText w:val="•"/>
       <w:lvlJc w:val="left"/>
       <w:pPr>
-        <w:tabs>
-          <w:tab w:val="num" w:pos="1440"/>
-        </w:tabs>
-        <w:ind w:left="1920" w:hanging="480"/>
+        <w:ind w:left="2160" w:hanging="480"/>
       </w:pPr>
     </w:lvl>
     <w:lvl w:ilvl="3">
@@ -789,10 +798,7 @@
       <w:lvlText w:val="–"/>
       <w:lvlJc w:val="left"/>
       <w:pPr>
-        <w:tabs>
-          <w:tab w:val="num" w:pos="2160"/>
-        </w:tabs>
-        <w:ind w:left="2640" w:hanging="480"/>
+        <w:ind w:left="2880" w:hanging="480"/>
       </w:pPr>
     </w:lvl>
     <w:lvl w:ilvl="4">
@@ -800,10 +806,7 @@
       <w:lvlText w:val="•"/>
       <w:lvlJc w:val="left"/>
       <w:pPr>
-        <w:tabs>
-          <w:tab w:val="num" w:pos="2880"/>
-        </w:tabs>
-        <w:ind w:left="3360" w:hanging="480"/>
+        <w:ind w:left="3600" w:hanging="480"/>
       </w:pPr>
     </w:lvl>
     <w:lvl w:ilvl="5">
@@ -811,10 +814,7 @@
       <w:lvlText w:val="–"/>
       <w:lvlJc w:val="left"/>
       <w:pPr>
-        <w:tabs>
-          <w:tab w:val="num" w:pos="3600"/>
-        </w:tabs>
-        <w:ind w:left="4080" w:hanging="480"/>
+        <w:ind w:left="4320" w:hanging="480"/>
       </w:pPr>
     </w:lvl>
     <w:lvl w:ilvl="6">
@@ -822,10 +822,7 @@
       <w:lvlText w:val="•"/>
       <w:lvlJc w:val="left"/>
       <w:pPr>
-        <w:tabs>
-          <w:tab w:val="num" w:pos="4320"/>
-        </w:tabs>
-        <w:ind w:left="4800" w:hanging="480"/>
+        <w:ind w:left="5040" w:hanging="480"/>
       </w:pPr>
     </w:lvl>
     <w:lvl w:ilvl="7">
@@ -833,10 +830,7 @@
       <w:lvlText w:val="–"/>
       <w:lvlJc w:val="left"/>
       <w:pPr>
-        <w:tabs>
-          <w:tab w:val="num" w:pos="5040"/>
-        </w:tabs>
-        <w:ind w:left="5520" w:hanging="480"/>
+        <w:ind w:left="5760" w:hanging="480"/>
       </w:pPr>
     </w:lvl>
     <w:lvl w:ilvl="8">
@@ -844,10 +838,7 @@
       <w:lvlText w:val="•"/>
       <w:lvlJc w:val="left"/>
       <w:pPr>
-        <w:tabs>
-          <w:tab w:val="num" w:pos="5760"/>
-        </w:tabs>
-        <w:ind w:left="6240" w:hanging="480"/>
+        <w:ind w:left="6480" w:hanging="480"/>
       </w:pPr>
     </w:lvl>
   </w:abstractNum>
@@ -887,6 +878,9 @@
   <w:num w:numId="1002">
     <w:abstractNumId w:val="991"/>
   </w:num>
+  <w:num w:numId="1003">
+    <w:abstractNumId w:val="991"/>
+  </w:num>
 </w:numbering>
 </file>
 
@@ -895,10 +889,10 @@
   <w:docDefaults>
     <w:rPrDefault>
       <w:rPr>
-        <w:rFonts w:asciiTheme="minorHAnsi" w:eastAsiaTheme="minorHAnsi" w:hAnsiTheme="minorHAnsi" w:cstheme="minorBidi"/>
+        <w:rFonts w:asciiTheme="minorHAnsi" w:cstheme="minorBidi" w:eastAsiaTheme="minorHAnsi" w:hAnsiTheme="minorHAnsi"/>
         <w:sz w:val="24"/>
         <w:szCs w:val="24"/>
-        <w:lang w:val="ja" w:eastAsia="en-US" w:bidi="ar-SA"/>
+        <w:lang w:bidi="ar-SA" w:eastAsia="en-US" w:val="ja"/>
       </w:rPr>
     </w:rPrDefault>
     <w:pPrDefault>
@@ -907,35 +901,35 @@
       </w:pPr>
     </w:pPrDefault>
   </w:docDefaults>
-  <w:latentStyles w:defLockedState="0" w:defUIPriority="0" w:defSemiHidden="0" w:defUnhideWhenUsed="0" w:defQFormat="0" w:count="276"/>
-  <w:style w:type="paragraph" w:default="1" w:styleId="Normal">
+  <w:latentStyles w:count="276" w:defLockedState="0" w:defQFormat="0" w:defSemiHidden="0" w:defUIPriority="0" w:defUnhideWhenUsed="0"/>
+  <w:style w:default="1" w:styleId="Normal" w:type="paragraph">
     <w:name w:val="Normal"/>
     <w:qFormat/>
   </w:style>
-  <w:style w:type="paragraph" w:styleId="BodyText">
+  <w:style w:styleId="BodyText" w:type="paragraph">
     <w:name w:val="Body Text"/>
     <w:basedOn w:val="Normal"/>
     <w:link w:val="BodyTextChar"/>
     <w:pPr>
-      <w:spacing w:before="180" w:after="180"/>
-    </w:pPr>
-    <w:qFormat/>
-  </w:style>
-  <w:style w:type="paragraph" w:customStyle="1" w:styleId="FirstParagraph">
+      <w:spacing w:after="180" w:before="180"/>
+    </w:pPr>
+    <w:qFormat/>
+  </w:style>
+  <w:style w:customStyle="1" w:styleId="FirstParagraph" w:type="paragraph">
     <w:name w:val="First Paragraph"/>
     <w:basedOn w:val="BodyText"/>
     <w:next w:val="BodyText"/>
     <w:qFormat/>
   </w:style>
-  <w:style w:type="paragraph" w:customStyle="1" w:styleId="Compact">
+  <w:style w:customStyle="1" w:styleId="Compact" w:type="paragraph">
     <w:name w:val="Compact"/>
     <w:basedOn w:val="BodyText"/>
     <w:qFormat/>
     <w:pPr>
-      <w:spacing w:before="36" w:after="36"/>
-    </w:pPr>
-  </w:style>
-  <w:style w:type="paragraph" w:styleId="Title">
+      <w:spacing w:after="36" w:before="36"/>
+    </w:pPr>
+  </w:style>
+  <w:style w:styleId="Title" w:type="paragraph">
     <w:name w:val="Title"/>
     <w:basedOn w:val="Normal"/>
     <w:next w:val="BodyText"/>
@@ -943,19 +937,19 @@
     <w:pPr>
       <w:keepNext/>
       <w:keepLines/>
-      <w:spacing w:before="480" w:after="240"/>
+      <w:spacing w:after="240" w:before="480"/>
       <w:jc w:val="center"/>
     </w:pPr>
     <w:rPr>
-      <w:rFonts w:asciiTheme="majorHAnsi" w:eastAsiaTheme="majorEastAsia" w:hAnsiTheme="majorHAnsi" w:cstheme="majorBidi"/>
+      <w:rFonts w:asciiTheme="majorHAnsi" w:cstheme="majorBidi" w:eastAsiaTheme="majorEastAsia" w:hAnsiTheme="majorHAnsi"/>
       <w:b/>
       <w:bCs/>
-      <w:color w:val="345A8A" w:themeColor="accent1" w:themeShade="B5"/>
+      <w:color w:themeColor="accent1" w:themeShade="B5" w:val="345A8A"/>
       <w:sz w:val="36"/>
       <w:szCs w:val="36"/>
     </w:rPr>
   </w:style>
-  <w:style w:type="paragraph" w:styleId="Subtitle">
+  <w:style w:styleId="Subtitle" w:type="paragraph">
     <w:name w:val="Subtitle"/>
     <w:basedOn w:val="Title"/>
     <w:next w:val="BodyText"/>
@@ -963,7 +957,7 @@
     <w:pPr>
       <w:keepNext/>
       <w:keepLines/>
-      <w:spacing w:before="240" w:after="240"/>
+      <w:spacing w:after="240" w:before="240"/>
       <w:jc w:val="center"/>
     </w:pPr>
     <w:rPr>
@@ -971,7 +965,7 @@
       <w:szCs w:val="30"/>
     </w:rPr>
   </w:style>
-  <w:style w:type="paragraph" w:customStyle="1" w:styleId="Author">
+  <w:style w:customStyle="1" w:styleId="Author" w:type="paragraph">
     <w:name w:val="Author"/>
     <w:next w:val="BodyText"/>
     <w:qFormat/>
@@ -981,7 +975,7 @@
       <w:jc w:val="center"/>
     </w:pPr>
   </w:style>
-  <w:style w:type="paragraph" w:styleId="Date">
+  <w:style w:styleId="Date" w:type="paragraph">
     <w:name w:val="Date"/>
     <w:next w:val="BodyText"/>
     <w:qFormat/>
@@ -991,7 +985,7 @@
       <w:jc w:val="center"/>
     </w:pPr>
   </w:style>
-  <w:style w:type="paragraph" w:customStyle="1" w:styleId="Abstract">
+  <w:style w:customStyle="1" w:styleId="Abstract" w:type="paragraph">
     <w:name w:val="Abstract"/>
     <w:basedOn w:val="Normal"/>
     <w:next w:val="BodyText"/>
@@ -999,14 +993,14 @@
     <w:pPr>
       <w:keepNext/>
       <w:keepLines/>
-      <w:spacing w:before="300" w:after="300"/>
+      <w:spacing w:after="300" w:before="300"/>
     </w:pPr>
     <w:rPr>
       <w:sz w:val="20"/>
       <w:szCs w:val="20"/>
     </w:rPr>
   </w:style>
-  <w:style w:type="paragraph" w:styleId="Bibliography">
+  <w:style w:styleId="Bibliography" w:type="paragraph">
     <w:name w:val="Bibliography"/>
     <w:basedOn w:val="Normal"/>
     <w:next w:val="Bibliography"/>
@@ -1014,7 +1008,7 @@
     <w:pPr/>
     <w:rPr/>
   </w:style>
-  <w:style w:type="paragraph" w:styleId="Heading1">
+  <w:style w:styleId="Heading1" w:type="paragraph">
     <w:name w:val="Heading 1"/>
     <w:basedOn w:val="Normal"/>
     <w:next w:val="BodyText"/>
@@ -1023,19 +1017,19 @@
     <w:pPr>
       <w:keepNext/>
       <w:keepLines/>
-      <w:spacing w:before="480" w:after="0"/>
+      <w:spacing w:after="0" w:before="480"/>
       <w:outlineLvl w:val="0"/>
     </w:pPr>
     <w:rPr>
-      <w:rFonts w:asciiTheme="majorHAnsi" w:eastAsiaTheme="majorEastAsia" w:hAnsiTheme="majorHAnsi" w:cstheme="majorBidi"/>
+      <w:rFonts w:asciiTheme="majorHAnsi" w:cstheme="majorBidi" w:eastAsiaTheme="majorEastAsia" w:hAnsiTheme="majorHAnsi"/>
       <w:b/>
       <w:bCs/>
-      <w:color w:val="4F81BD" w:themeColor="accent1"/>
+      <w:color w:themeColor="accent1" w:val="4F81BD"/>
       <w:sz w:val="32"/>
       <w:szCs w:val="32"/>
     </w:rPr>
   </w:style>
-  <w:style w:type="paragraph" w:styleId="Heading2">
+  <w:style w:styleId="Heading2" w:type="paragraph">
     <w:name w:val="Heading 2"/>
     <w:basedOn w:val="Normal"/>
     <w:next w:val="BodyText"/>
@@ -1045,19 +1039,19 @@
     <w:pPr>
       <w:keepNext/>
       <w:keepLines/>
-      <w:spacing w:before="200" w:after="0"/>
+      <w:spacing w:after="0" w:before="200"/>
       <w:outlineLvl w:val="1"/>
     </w:pPr>
     <w:rPr>
-      <w:rFonts w:asciiTheme="majorHAnsi" w:eastAsiaTheme="majorEastAsia" w:hAnsiTheme="majorHAnsi" w:cstheme="majorBidi"/>
+      <w:rFonts w:asciiTheme="majorHAnsi" w:cstheme="majorBidi" w:eastAsiaTheme="majorEastAsia" w:hAnsiTheme="majorHAnsi"/>
       <w:b/>
       <w:bCs/>
-      <w:color w:val="4F81BD" w:themeColor="accent1"/>
+      <w:color w:themeColor="accent1" w:val="4F81BD"/>
       <w:sz w:val="28"/>
       <w:szCs w:val="28"/>
     </w:rPr>
   </w:style>
-  <w:style w:type="paragraph" w:styleId="Heading3">
+  <w:style w:styleId="Heading3" w:type="paragraph">
     <w:name w:val="Heading 3"/>
     <w:basedOn w:val="Normal"/>
     <w:next w:val="BodyText"/>
@@ -1067,19 +1061,19 @@
     <w:pPr>
       <w:keepNext/>
       <w:keepLines/>
-      <w:spacing w:before="200" w:after="0"/>
+      <w:spacing w:after="0" w:before="200"/>
       <w:outlineLvl w:val="2"/>
     </w:pPr>
     <w:rPr>
-      <w:rFonts w:asciiTheme="majorHAnsi" w:eastAsiaTheme="majorEastAsia" w:hAnsiTheme="majorHAnsi" w:cstheme="majorBidi"/>
+      <w:rFonts w:asciiTheme="majorHAnsi" w:cstheme="majorBidi" w:eastAsiaTheme="majorEastAsia" w:hAnsiTheme="majorHAnsi"/>
       <w:b/>
       <w:bCs/>
-      <w:color w:val="4F81BD" w:themeColor="accent1"/>
+      <w:color w:themeColor="accent1" w:val="4F81BD"/>
       <w:sz w:val="24"/>
       <w:szCs w:val="24"/>
     </w:rPr>
   </w:style>
-  <w:style w:type="paragraph" w:styleId="Heading4">
+  <w:style w:styleId="Heading4" w:type="paragraph">
     <w:name w:val="Heading 4"/>
     <w:basedOn w:val="Normal"/>
     <w:next w:val="BodyText"/>
@@ -1089,19 +1083,19 @@
     <w:pPr>
       <w:keepNext/>
       <w:keepLines/>
-      <w:spacing w:before="200" w:after="0"/>
+      <w:spacing w:after="0" w:before="200"/>
       <w:outlineLvl w:val="3"/>
     </w:pPr>
     <w:rPr>
-      <w:rFonts w:asciiTheme="majorHAnsi" w:eastAsiaTheme="majorEastAsia" w:hAnsiTheme="majorHAnsi" w:cstheme="majorBidi"/>
+      <w:rFonts w:asciiTheme="majorHAnsi" w:cstheme="majorBidi" w:eastAsiaTheme="majorEastAsia" w:hAnsiTheme="majorHAnsi"/>
       <w:i/>
       <w:bCs/>
-      <w:color w:val="4F81BD" w:themeColor="accent1"/>
+      <w:color w:themeColor="accent1" w:val="4F81BD"/>
       <w:sz w:val="24"/>
       <w:szCs w:val="24"/>
     </w:rPr>
   </w:style>
-  <w:style w:type="paragraph" w:styleId="Heading5">
+  <w:style w:styleId="Heading5" w:type="paragraph">
     <w:name w:val="Heading 5"/>
     <w:basedOn w:val="Normal"/>
     <w:next w:val="BodyText"/>
@@ -1111,18 +1105,18 @@
     <w:pPr>
       <w:keepNext/>
       <w:keepLines/>
-      <w:spacing w:before="200" w:after="0"/>
+      <w:spacing w:after="0" w:before="200"/>
       <w:outlineLvl w:val="4"/>
     </w:pPr>
     <w:rPr>
-      <w:rFonts w:asciiTheme="majorHAnsi" w:eastAsiaTheme="majorEastAsia" w:hAnsiTheme="majorHAnsi" w:cstheme="majorBidi"/>
+      <w:rFonts w:asciiTheme="majorHAnsi" w:cstheme="majorBidi" w:eastAsiaTheme="majorEastAsia" w:hAnsiTheme="majorHAnsi"/>
       <w:iCs/>
-      <w:color w:val="4F81BD" w:themeColor="accent1"/>
+      <w:color w:themeColor="accent1" w:val="4F81BD"/>
       <w:sz w:val="24"/>
       <w:szCs w:val="24"/>
     </w:rPr>
   </w:style>
-  <w:style w:type="paragraph" w:styleId="Heading6">
+  <w:style w:styleId="Heading6" w:type="paragraph">
     <w:name w:val="Heading 6"/>
     <w:basedOn w:val="Normal"/>
     <w:next w:val="BodyText"/>
@@ -1132,17 +1126,17 @@
     <w:pPr>
       <w:keepNext/>
       <w:keepLines/>
-      <w:spacing w:before="200" w:after="0"/>
+      <w:spacing w:after="0" w:before="200"/>
       <w:outlineLvl w:val="5"/>
     </w:pPr>
     <w:rPr>
-      <w:rFonts w:asciiTheme="majorHAnsi" w:eastAsiaTheme="majorEastAsia" w:hAnsiTheme="majorHAnsi" w:cstheme="majorBidi"/>
-      <w:color w:val="4F81BD" w:themeColor="accent1"/>
+      <w:rFonts w:asciiTheme="majorHAnsi" w:cstheme="majorBidi" w:eastAsiaTheme="majorEastAsia" w:hAnsiTheme="majorHAnsi"/>
+      <w:color w:themeColor="accent1" w:val="4F81BD"/>
       <w:sz w:val="24"/>
       <w:szCs w:val="24"/>
     </w:rPr>
   </w:style>
-  <w:style w:type="paragraph" w:styleId="Heading7">
+  <w:style w:styleId="Heading7" w:type="paragraph">
     <w:name w:val="Heading 7"/>
     <w:basedOn w:val="Normal"/>
     <w:next w:val="BodyText"/>
@@ -1152,17 +1146,17 @@
     <w:pPr>
       <w:keepNext/>
       <w:keepLines/>
-      <w:spacing w:before="200" w:after="0"/>
+      <w:spacing w:after="0" w:before="200"/>
       <w:outlineLvl w:val="6"/>
     </w:pPr>
     <w:rPr>
-      <w:rFonts w:asciiTheme="majorHAnsi" w:eastAsiaTheme="majorEastAsia" w:hAnsiTheme="majorHAnsi" w:cstheme="majorBidi"/>
-      <w:color w:val="4F81BD" w:themeColor="accent1"/>
+      <w:rFonts w:asciiTheme="majorHAnsi" w:cstheme="majorBidi" w:eastAsiaTheme="majorEastAsia" w:hAnsiTheme="majorHAnsi"/>
+      <w:color w:themeColor="accent1" w:val="4F81BD"/>
       <w:sz w:val="24"/>
       <w:szCs w:val="24"/>
     </w:rPr>
   </w:style>
-  <w:style w:type="paragraph" w:styleId="Heading8">
+  <w:style w:styleId="Heading8" w:type="paragraph">
     <w:name w:val="Heading 8"/>
     <w:basedOn w:val="Normal"/>
     <w:next w:val="BodyText"/>
@@ -1172,17 +1166,17 @@
     <w:pPr>
       <w:keepNext/>
       <w:keepLines/>
-      <w:spacing w:before="200" w:after="0"/>
+      <w:spacing w:after="0" w:before="200"/>
       <w:outlineLvl w:val="7"/>
     </w:pPr>
     <w:rPr>
-      <w:rFonts w:asciiTheme="majorHAnsi" w:eastAsiaTheme="majorEastAsia" w:hAnsiTheme="majorHAnsi" w:cstheme="majorBidi"/>
-      <w:color w:val="4F81BD" w:themeColor="accent1"/>
+      <w:rFonts w:asciiTheme="majorHAnsi" w:cstheme="majorBidi" w:eastAsiaTheme="majorEastAsia" w:hAnsiTheme="majorHAnsi"/>
+      <w:color w:themeColor="accent1" w:val="4F81BD"/>
       <w:sz w:val="24"/>
       <w:szCs w:val="24"/>
     </w:rPr>
   </w:style>
-  <w:style w:type="paragraph" w:styleId="Heading9">
+  <w:style w:styleId="Heading9" w:type="paragraph">
     <w:name w:val="Heading 9"/>
     <w:basedOn w:val="Normal"/>
     <w:next w:val="BodyText"/>
@@ -1192,17 +1186,17 @@
     <w:pPr>
       <w:keepNext/>
       <w:keepLines/>
-      <w:spacing w:before="200" w:after="0"/>
+      <w:spacing w:after="0" w:before="200"/>
       <w:outlineLvl w:val="8"/>
     </w:pPr>
     <w:rPr>
-      <w:rFonts w:asciiTheme="majorHAnsi" w:eastAsiaTheme="majorEastAsia" w:hAnsiTheme="majorHAnsi" w:cstheme="majorBidi"/>
-      <w:color w:val="4F81BD" w:themeColor="accent1"/>
+      <w:rFonts w:asciiTheme="majorHAnsi" w:cstheme="majorBidi" w:eastAsiaTheme="majorEastAsia" w:hAnsiTheme="majorHAnsi"/>
+      <w:color w:themeColor="accent1" w:val="4F81BD"/>
       <w:sz w:val="24"/>
       <w:szCs w:val="24"/>
     </w:rPr>
   </w:style>
-  <w:style w:type="paragraph" w:styleId="BlockText">
+  <w:style w:styleId="BlockText" w:type="paragraph">
     <w:name w:val="Block Text"/>
     <w:basedOn w:val="BodyText"/>
     <w:next w:val="BodyText"/>
@@ -1210,11 +1204,11 @@
     <w:unhideWhenUsed/>
     <w:qFormat/>
     <w:pPr>
-      <w:spacing w:before="100" w:after="100"/>
+      <w:spacing w:after="100" w:before="100"/>
       <w:ind w:firstLine="0" w:left="480" w:right="480"/>
     </w:pPr>
   </w:style>
-  <w:style w:type="paragraph" w:styleId="FootnoteText">
+  <w:style w:styleId="FootnoteText" w:type="paragraph">
     <w:name w:val="Footnote Text"/>
     <w:basedOn w:val="Normal"/>
     <w:next w:val="FootnoteText"/>
@@ -1222,28 +1216,28 @@
     <w:unhideWhenUsed/>
     <w:qFormat/>
   </w:style>
-  <w:style w:type="character" w:default="1" w:styleId="DefaultParagraphFont">
+  <w:style w:default="1" w:styleId="DefaultParagraphFont" w:type="character">
     <w:name w:val="Default Paragraph Font"/>
     <w:semiHidden/>
     <w:unhideWhenUsed/>
   </w:style>
-  <w:style w:type="table" w:default="1" w:styleId="Table">
+  <w:style w:default="1" w:styleId="Table" w:type="table">
     <w:name w:val="Table"/>
     <w:basedOn w:val="TableNormal"/>
     <w:semiHidden/>
     <w:unhideWhenUsed/>
     <w:qFormat/>
     <w:tblPr>
-      <w:tblInd w:w="0" w:type="dxa"/>
+      <w:tblInd w:type="dxa" w:w="0"/>
       <w:tblCellMar>
-        <w:top w:w="0" w:type="dxa"/>
-        <w:left w:w="108" w:type="dxa"/>
-        <w:bottom w:w="0" w:type="dxa"/>
-        <w:right w:w="108" w:type="dxa"/>
+        <w:top w:type="dxa" w:w="0"/>
+        <w:left w:type="dxa" w:w="108"/>
+        <w:bottom w:type="dxa" w:w="0"/>
+        <w:right w:type="dxa" w:w="108"/>
       </w:tblCellMar>
     </w:tblPr>
   </w:style>
-  <w:style w:type="paragraph" w:customStyle="1" w:styleId="DefinitionTerm">
+  <w:style w:customStyle="1" w:styleId="DefinitionTerm" w:type="paragraph">
     <w:name w:val="Definition Term"/>
     <w:basedOn w:val="Normal"/>
     <w:next w:val="Definition"/>
@@ -1256,49 +1250,49 @@
       <w:b/>
     </w:rPr>
   </w:style>
-  <w:style w:type="paragraph" w:customStyle="1" w:styleId="Definition">
+  <w:style w:customStyle="1" w:styleId="Definition" w:type="paragraph">
     <w:name w:val="Definition"/>
     <w:basedOn w:val="Normal"/>
   </w:style>
-  <w:style w:type="paragraph" w:styleId="Caption">
+  <w:style w:styleId="Caption" w:type="paragraph">
     <w:name w:val="Caption"/>
     <w:basedOn w:val="Normal"/>
     <w:link w:val="BodyTextChar"/>
     <w:pPr>
-      <w:spacing w:before="0" w:after="120"/>
+      <w:spacing w:after="120" w:before="0"/>
     </w:pPr>
     <w:rPr>
       <w:i/>
     </w:rPr>
   </w:style>
-  <w:style w:type="paragraph" w:customStyle="1" w:styleId="TableCaption">
+  <w:style w:customStyle="1" w:styleId="TableCaption" w:type="paragraph">
     <w:name w:val="Table Caption"/>
     <w:basedOn w:val="Caption"/>
     <w:pPr>
       <w:keepNext/>
     </w:pPr>
   </w:style>
-  <w:style w:type="paragraph" w:customStyle="1" w:styleId="ImageCaption">
+  <w:style w:customStyle="1" w:styleId="ImageCaption" w:type="paragraph">
     <w:name w:val="Image Caption"/>
     <w:basedOn w:val="Caption"/>
   </w:style>
-  <w:style w:type="paragraph" w:customStyle="1" w:styleId="Figure">
+  <w:style w:customStyle="1" w:styleId="Figure" w:type="paragraph">
     <w:name w:val="Figure"/>
     <w:basedOn w:val="Normal"/>
   </w:style>
-  <w:style w:type="paragraph" w:customStyle="1" w:styleId="CaptionedFigure">
+  <w:style w:customStyle="1" w:styleId="CaptionedFigure" w:type="paragraph">
     <w:name w:val="Captioned Figure"/>
     <w:basedOn w:val="Figure"/>
     <w:pPr>
       <w:keepNext/>
     </w:pPr>
   </w:style>
-  <w:style w:type="character" w:customStyle="1" w:styleId="BodyTextChar">
+  <w:style w:customStyle="1" w:styleId="BodyTextChar" w:type="character">
     <w:name w:val="Body Text Char"/>
     <w:basedOn w:val="DefaultParagraphFont"/>
     <w:link w:val="BodyText"/>
   </w:style>
-  <w:style w:type="character" w:customStyle="1" w:styleId="VerbatimChar">
+  <w:style w:customStyle="1" w:styleId="VerbatimChar" w:type="character">
     <w:name w:val="Verbatim Char"/>
     <w:basedOn w:val="BodyTextChar"/>
     <w:rPr>
@@ -1306,21 +1300,21 @@
       <w:sz w:val="22"/>
     </w:rPr>
   </w:style>
-  <w:style w:type="character" w:styleId="FootnoteReference">
+  <w:style w:styleId="FootnoteReference" w:type="character">
     <w:name w:val="Footnote Reference"/>
     <w:basedOn w:val="BodyTextChar"/>
     <w:rPr>
       <w:vertAlign w:val="superscript"/>
     </w:rPr>
   </w:style>
-  <w:style w:type="character" w:styleId="Hyperlink">
+  <w:style w:styleId="Hyperlink" w:type="character">
     <w:name w:val="Hyperlink"/>
     <w:basedOn w:val="BodyTextChar"/>
     <w:rPr>
-      <w:color w:val="4F81BD" w:themeColor="accent1"/>
-    </w:rPr>
-  </w:style>
-  <w:style w:type="paragraph" w:styleId="TOCHeading">
+      <w:color w:themeColor="accent1" w:val="4F81BD"/>
+    </w:rPr>
+  </w:style>
+  <w:style w:styleId="TOCHeading" w:type="paragraph">
     <w:name w:val="TOC Heading"/>
     <w:basedOn w:val="Heading1"/>
     <w:next w:val="BodyText"/>
@@ -1332,13 +1326,13 @@
       <w:outlineLvl w:val="9"/>
     </w:pPr>
     <w:rPr>
-      <w:rFonts w:asciiTheme="majorHAnsi" w:eastAsiaTheme="majorEastAsia" w:hAnsiTheme="majorHAnsi" w:cstheme="majorBidi"/>
+      <w:rFonts w:asciiTheme="majorHAnsi" w:cstheme="majorBidi" w:eastAsiaTheme="majorEastAsia" w:hAnsiTheme="majorHAnsi"/>
       <w:b w:val="0"/>
       <w:bCs w:val="0"/>
-      <w:color w:val="365F91" w:themeColor="accent1" w:themeShade="BF"/>
-    </w:rPr>
-  </w:style>
-  <w:style w:type="paragraph" w:customStyle="1" w:styleId="SourceCode">
+      <w:color w:themeColor="accent1" w:themeShade="BF" w:val="365F91"/>
+    </w:rPr>
+  </w:style>
+  <w:style w:customStyle="1" w:styleId="SourceCode" w:type="paragraph">
     <w:name w:val="Source Code"/>
     <w:basedOn w:val="Normal"/>
     <w:link w:val="VerbatimChar"/>
@@ -1346,7 +1340,7 @@
       <w:wordWrap w:val="off"/>
     </w:pPr>
   </w:style>
-  <w:style w:type="character" w:customStyle="1" w:styleId="KeywordTok">
+  <w:style w:customStyle="1" w:styleId="KeywordTok" w:type="character">
     <w:name w:val="KeywordTok"/>
     <w:basedOn w:val="VerbatimChar"/>
     <w:rPr>
@@ -1354,82 +1348,82 @@
       <w:b/>
     </w:rPr>
   </w:style>
-  <w:style w:type="character" w:customStyle="1" w:styleId="DataTypeTok">
+  <w:style w:customStyle="1" w:styleId="DataTypeTok" w:type="character">
     <w:name w:val="DataTypeTok"/>
     <w:basedOn w:val="VerbatimChar"/>
     <w:rPr>
       <w:color w:val="902000"/>
     </w:rPr>
   </w:style>
-  <w:style w:type="character" w:customStyle="1" w:styleId="DecValTok">
+  <w:style w:customStyle="1" w:styleId="DecValTok" w:type="character">
     <w:name w:val="DecValTok"/>
     <w:basedOn w:val="VerbatimChar"/>
     <w:rPr>
       <w:color w:val="40a070"/>
     </w:rPr>
   </w:style>
-  <w:style w:type="character" w:customStyle="1" w:styleId="BaseNTok">
+  <w:style w:customStyle="1" w:styleId="BaseNTok" w:type="character">
     <w:name w:val="BaseNTok"/>
     <w:basedOn w:val="VerbatimChar"/>
     <w:rPr>
       <w:color w:val="40a070"/>
     </w:rPr>
   </w:style>
-  <w:style w:type="character" w:customStyle="1" w:styleId="FloatTok">
+  <w:style w:customStyle="1" w:styleId="FloatTok" w:type="character">
     <w:name w:val="FloatTok"/>
     <w:basedOn w:val="VerbatimChar"/>
     <w:rPr>
       <w:color w:val="40a070"/>
     </w:rPr>
   </w:style>
-  <w:style w:type="character" w:customStyle="1" w:styleId="ConstantTok">
+  <w:style w:customStyle="1" w:styleId="ConstantTok" w:type="character">
     <w:name w:val="ConstantTok"/>
     <w:basedOn w:val="VerbatimChar"/>
     <w:rPr>
       <w:color w:val="880000"/>
     </w:rPr>
   </w:style>
-  <w:style w:type="character" w:customStyle="1" w:styleId="CharTok">
+  <w:style w:customStyle="1" w:styleId="CharTok" w:type="character">
     <w:name w:val="CharTok"/>
     <w:basedOn w:val="VerbatimChar"/>
     <w:rPr>
       <w:color w:val="4070a0"/>
     </w:rPr>
   </w:style>
-  <w:style w:type="character" w:customStyle="1" w:styleId="SpecialCharTok">
+  <w:style w:customStyle="1" w:styleId="SpecialCharTok" w:type="character">
     <w:name w:val="SpecialCharTok"/>
     <w:basedOn w:val="VerbatimChar"/>
     <w:rPr>
       <w:color w:val="4070a0"/>
     </w:rPr>
   </w:style>
-  <w:style w:type="character" w:customStyle="1" w:styleId="StringTok">
+  <w:style w:customStyle="1" w:styleId="StringTok" w:type="character">
     <w:name w:val="StringTok"/>
     <w:basedOn w:val="VerbatimChar"/>
     <w:rPr>
       <w:color w:val="4070a0"/>
     </w:rPr>
   </w:style>
-  <w:style w:type="character" w:customStyle="1" w:styleId="VerbatimStringTok">
+  <w:style w:customStyle="1" w:styleId="VerbatimStringTok" w:type="character">
     <w:name w:val="VerbatimStringTok"/>
     <w:basedOn w:val="VerbatimChar"/>
     <w:rPr>
       <w:color w:val="4070a0"/>
     </w:rPr>
   </w:style>
-  <w:style w:type="character" w:customStyle="1" w:styleId="SpecialStringTok">
+  <w:style w:customStyle="1" w:styleId="SpecialStringTok" w:type="character">
     <w:name w:val="SpecialStringTok"/>
     <w:basedOn w:val="VerbatimChar"/>
     <w:rPr>
       <w:color w:val="bb6688"/>
     </w:rPr>
   </w:style>
-  <w:style w:type="character" w:customStyle="1" w:styleId="ImportTok">
+  <w:style w:customStyle="1" w:styleId="ImportTok" w:type="character">
     <w:name w:val="ImportTok"/>
     <w:basedOn w:val="VerbatimChar"/>
     <w:rPr/>
   </w:style>
-  <w:style w:type="character" w:customStyle="1" w:styleId="CommentTok">
+  <w:style w:customStyle="1" w:styleId="CommentTok" w:type="character">
     <w:name w:val="CommentTok"/>
     <w:basedOn w:val="VerbatimChar"/>
     <w:rPr>
@@ -1437,7 +1431,7 @@
       <w:i/>
     </w:rPr>
   </w:style>
-  <w:style w:type="character" w:customStyle="1" w:styleId="DocumentationTok">
+  <w:style w:customStyle="1" w:styleId="DocumentationTok" w:type="character">
     <w:name w:val="DocumentationTok"/>
     <w:basedOn w:val="VerbatimChar"/>
     <w:rPr>
@@ -1445,7 +1439,7 @@
       <w:i/>
     </w:rPr>
   </w:style>
-  <w:style w:type="character" w:customStyle="1" w:styleId="AnnotationTok">
+  <w:style w:customStyle="1" w:styleId="AnnotationTok" w:type="character">
     <w:name w:val="AnnotationTok"/>
     <w:basedOn w:val="VerbatimChar"/>
     <w:rPr>
@@ -1454,7 +1448,7 @@
       <w:i/>
     </w:rPr>
   </w:style>
-  <w:style w:type="character" w:customStyle="1" w:styleId="CommentVarTok">
+  <w:style w:customStyle="1" w:styleId="CommentVarTok" w:type="character">
     <w:name w:val="CommentVarTok"/>
     <w:basedOn w:val="VerbatimChar"/>
     <w:rPr>
@@ -1463,28 +1457,28 @@
       <w:i/>
     </w:rPr>
   </w:style>
-  <w:style w:type="character" w:customStyle="1" w:styleId="OtherTok">
+  <w:style w:customStyle="1" w:styleId="OtherTok" w:type="character">
     <w:name w:val="OtherTok"/>
     <w:basedOn w:val="VerbatimChar"/>
     <w:rPr>
       <w:color w:val="007020"/>
     </w:rPr>
   </w:style>
-  <w:style w:type="character" w:customStyle="1" w:styleId="FunctionTok">
+  <w:style w:customStyle="1" w:styleId="FunctionTok" w:type="character">
     <w:name w:val="FunctionTok"/>
     <w:basedOn w:val="VerbatimChar"/>
     <w:rPr>
       <w:color w:val="06287e"/>
     </w:rPr>
   </w:style>
-  <w:style w:type="character" w:customStyle="1" w:styleId="VariableTok">
+  <w:style w:customStyle="1" w:styleId="VariableTok" w:type="character">
     <w:name w:val="VariableTok"/>
     <w:basedOn w:val="VerbatimChar"/>
     <w:rPr>
       <w:color w:val="19177c"/>
     </w:rPr>
   </w:style>
-  <w:style w:type="character" w:customStyle="1" w:styleId="ControlFlowTok">
+  <w:style w:customStyle="1" w:styleId="ControlFlowTok" w:type="character">
     <w:name w:val="ControlFlowTok"/>
     <w:basedOn w:val="VerbatimChar"/>
     <w:rPr>
@@ -1492,43 +1486,43 @@
       <w:b/>
     </w:rPr>
   </w:style>
-  <w:style w:type="character" w:customStyle="1" w:styleId="OperatorTok">
+  <w:style w:customStyle="1" w:styleId="OperatorTok" w:type="character">
     <w:name w:val="OperatorTok"/>
     <w:basedOn w:val="VerbatimChar"/>
     <w:rPr>
       <w:color w:val="666666"/>
     </w:rPr>
   </w:style>
-  <w:style w:type="character" w:customStyle="1" w:styleId="BuiltInTok">
+  <w:style w:customStyle="1" w:styleId="BuiltInTok" w:type="character">
     <w:name w:val="BuiltInTok"/>
     <w:basedOn w:val="VerbatimChar"/>
     <w:rPr/>
   </w:style>
-  <w:style w:type="character" w:customStyle="1" w:styleId="ExtensionTok">
+  <w:style w:customStyle="1" w:styleId="ExtensionTok" w:type="character">
     <w:name w:val="ExtensionTok"/>
     <w:basedOn w:val="VerbatimChar"/>
     <w:rPr/>
   </w:style>
-  <w:style w:type="character" w:customStyle="1" w:styleId="PreprocessorTok">
+  <w:style w:customStyle="1" w:styleId="PreprocessorTok" w:type="character">
     <w:name w:val="PreprocessorTok"/>
     <w:basedOn w:val="VerbatimChar"/>
     <w:rPr>
       <w:color w:val="bc7a00"/>
     </w:rPr>
   </w:style>
-  <w:style w:type="character" w:customStyle="1" w:styleId="AttributeTok">
+  <w:style w:customStyle="1" w:styleId="AttributeTok" w:type="character">
     <w:name w:val="AttributeTok"/>
     <w:basedOn w:val="VerbatimChar"/>
     <w:rPr>
       <w:color w:val="7d9029"/>
     </w:rPr>
   </w:style>
-  <w:style w:type="character" w:customStyle="1" w:styleId="RegionMarkerTok">
+  <w:style w:customStyle="1" w:styleId="RegionMarkerTok" w:type="character">
     <w:name w:val="RegionMarkerTok"/>
     <w:basedOn w:val="VerbatimChar"/>
     <w:rPr/>
   </w:style>
-  <w:style w:type="character" w:customStyle="1" w:styleId="InformationTok">
+  <w:style w:customStyle="1" w:styleId="InformationTok" w:type="character">
     <w:name w:val="InformationTok"/>
     <w:basedOn w:val="VerbatimChar"/>
     <w:rPr>
@@ -1537,7 +1531,7 @@
       <w:i/>
     </w:rPr>
   </w:style>
-  <w:style w:type="character" w:customStyle="1" w:styleId="WarningTok">
+  <w:style w:customStyle="1" w:styleId="WarningTok" w:type="character">
     <w:name w:val="WarningTok"/>
     <w:basedOn w:val="VerbatimChar"/>
     <w:rPr>
@@ -1546,7 +1540,7 @@
       <w:i/>
     </w:rPr>
   </w:style>
-  <w:style w:type="character" w:customStyle="1" w:styleId="AlertTok">
+  <w:style w:customStyle="1" w:styleId="AlertTok" w:type="character">
     <w:name w:val="AlertTok"/>
     <w:basedOn w:val="VerbatimChar"/>
     <w:rPr>
@@ -1554,7 +1548,7 @@
       <w:b/>
     </w:rPr>
   </w:style>
-  <w:style w:type="character" w:customStyle="1" w:styleId="ErrorTok">
+  <w:style w:customStyle="1" w:styleId="ErrorTok" w:type="character">
     <w:name w:val="ErrorTok"/>
     <w:basedOn w:val="VerbatimChar"/>
     <w:rPr>
@@ -1562,7 +1556,7 @@
       <w:b/>
     </w:rPr>
   </w:style>
-  <w:style w:type="character" w:customStyle="1" w:styleId="NormalTok">
+  <w:style w:customStyle="1" w:styleId="NormalTok" w:type="character">
     <w:name w:val="NormalTok"/>
     <w:basedOn w:val="VerbatimChar"/>
     <w:rPr/>

--- a/KariPom_Desktop_導入ガイド.docx
+++ b/KariPom_Desktop_導入ガイド.docx
@@ -340,7 +340,7 @@
         <w:pStyle w:val="FirstParagraph"/>
       </w:pPr>
       <w:r>
-        <w:t xml:space="preserve">macOSでは、PCで再生されるChatGPTなどの音声をかりポムに聞かせるため、BlackHole 2chなどの仮想オーディオデバイスを利用します。また、Macのスピーカーから音を出しながらBlackHoleにも同じ音声を送るため、Audio MIDI設定で複数出力装置を設定する必要があります。</w:t>
+        <w:t xml:space="preserve">macOSでは、Apple純正のScreenCaptureKitを使ってPCの再生音を直接取得するため、BlackHoleなどの仮想オーディオデバイスやAudio MIDI設定の複数出力装置は必要ありません。対応OSはmacOS 13 Ventura以降です。</w:t>
       </w:r>
     </w:p>
     <w:p>
@@ -348,7 +348,15 @@
         <w:pStyle w:val="BodyText"/>
       </w:pPr>
       <w:r>
-        <w:t xml:space="preserve">設定が分からない場合は、ChatGPTに次のように聞いてください。</w:t>
+        <w:t xml:space="preserve">初回起動時に、macOSから「画面とシステムオーディオの録音」の許可を求められるので、許可してください。</w:t>
+      </w:r>
+    </w:p>
+    <w:p>
+      <w:pPr>
+        <w:pStyle w:val="BodyText"/>
+      </w:pPr>
+      <w:r>
+        <w:t xml:space="preserve">許可し忘れた場合や、あとから確認したい場合は、ChatGPTに次のように聞いてください。</w:t>
       </w:r>
     </w:p>
     <w:p>
@@ -356,7 +364,7 @@
         <w:pStyle w:val="BlockText"/>
       </w:pPr>
       <w:r>
-        <w:t xml:space="preserve">「Macで、スピーカーから音を出しながらBlackHole 2chにも同じ音声を送る設定を教えて」</w:t>
+        <w:t xml:space="preserve">「Macで、KariPom Desktopに画面とシステムオーディオの録音を許可する設定を教えて」</w:t>
       </w:r>
     </w:p>
     <w:p>
